--- a/docs/AI医院药品进销存信息管理系统-系统设计文档.docx
+++ b/docs/AI医院药品进销存信息管理系统-系统设计文档.docx
@@ -3489,6 +3489,38 @@
           <w:p>
             <w:r>
               <w:t>清理状态：0 待审核、1 已确认、2 已驳回</w:t>
+            </w:r>
+          </w:p>
+        </w:tc>
+      </w:tr>
+      <w:tr>
+        <w:tc>
+          <w:tcPr>
+            <w:tcW w:type="dxa" w:w="1814"/>
+          </w:tcPr>
+          <w:p>
+            <w:r>
+              <w:t>update_by / update_time</w:t>
+            </w:r>
+          </w:p>
+        </w:tc>
+        <w:tc>
+          <w:tcPr>
+            <w:tcW w:type="dxa" w:w="2268"/>
+          </w:tcPr>
+          <w:p>
+            <w:r>
+              <w:t>med_stock</w:t>
+            </w:r>
+          </w:p>
+        </w:tc>
+        <w:tc>
+          <w:tcPr>
+            <w:tcW w:type="dxa" w:w="5102"/>
+          </w:tcPr>
+          <w:p>
+            <w:r>
+              <w:t>库存表只保留这两个审计字段，首次建档时记录在这里，代码中不得引用 create_by、create_time</w:t>
             </w:r>
           </w:p>
         </w:tc>
